--- a/print/letter/label-maker--toy-museum.docx
+++ b/print/letter/label-maker--toy-museum.docx
@@ -2,7 +2,7 @@
 <file path=word/document.xml><?xml version="1.0" encoding="utf-8"?>
 <w:document xmlns:w="http://schemas.openxmlformats.org/wordprocessingml/2006/main" xmlns:m="http://schemas.openxmlformats.org/officeDocument/2006/math" xmlns:r="http://schemas.openxmlformats.org/officeDocument/2006/relationships" xmlns:o="urn:schemas-microsoft-com:office:office" xmlns:v="urn:schemas-microsoft-com:vml" xmlns:w10="urn:schemas-microsoft-com:office:word" xmlns:a="http://schemas.openxmlformats.org/drawingml/2006/main" xmlns:pic="http://schemas.openxmlformats.org/drawingml/2006/picture" xmlns:wp="http://schemas.openxmlformats.org/drawingml/2006/wordprocessingDrawing">
   <w:body>
-    <w:bookmarkStart w:id="38" w:name="Xef58c93d0094bcfbb13380b0fc3ecddf019bafd"/>
+    <w:bookmarkStart w:id="41" w:name="Xef58c93d0094bcfbb13380b0fc3ecddf019bafd"/>
     <w:p>
       <w:pPr>
         <w:pStyle w:val="Heading1"/>
@@ -15,56 +15,18 @@
       <w:pPr>
         <w:pStyle w:val="FirstParagraph"/>
       </w:pPr>
-      <w:r>
-        <w:t xml:space="preserve">⏱️</w:t>
-      </w:r>
-      <w:r>
-        <w:t xml:space="preserve"> </w:t>
-      </w:r>
       <w:r>
         <w:rPr>
           <w:bCs/>
           <w:b/>
         </w:rPr>
-        <w:t xml:space="preserve">30 min</w:t>
-      </w:r>
-      <w:r>
-        <w:t xml:space="preserve"> </w:t>
-      </w:r>
-      <w:r>
-        <w:t xml:space="preserve">· 🧽 Cleanup</w:t>
-      </w:r>
-      <w:r>
-        <w:t xml:space="preserve"> </w:t>
-      </w:r>
-      <w:r>
-        <w:rPr>
-          <w:bCs/>
-          <w:b/>
-        </w:rPr>
-        <w:t xml:space="preserve">$</w:t>
-      </w:r>
-      <w:r>
-        <w:t xml:space="preserve"> </w:t>
-      </w:r>
-      <w:r>
-        <w:t xml:space="preserve">(Quick wipe (2 min) 🧻) · 👧 Ages</w:t>
-      </w:r>
-      <w:r>
-        <w:t xml:space="preserve"> </w:t>
-      </w:r>
-      <w:r>
-        <w:rPr>
-          <w:bCs/>
-          <w:b/>
-        </w:rPr>
-        <w:t xml:space="preserve">4+</w:t>
-      </w:r>
-      <w:r>
-        <w:t xml:space="preserve"> </w:t>
-      </w:r>
-      <w:r>
-        <w:t xml:space="preserve">· 🛏️ Your room</w:t>
+        <w:t xml:space="preserve">🕰️ Long · 45 min</w:t>
+      </w:r>
+      <w:r>
+        <w:t xml:space="preserve"> </w:t>
+      </w:r>
+      <w:r>
+        <w:t xml:space="preserve">· 🧻 Light cleanup ($) · 🔊 Not as quiet · 🏠 Indoor · 👤👥 Solo or group · 🎂 Ages 6–11+</w:t>
       </w:r>
     </w:p>
     <w:p>
@@ -463,22 +425,43 @@
     </w:p>
     <w:bookmarkEnd w:id="26"/>
     <w:bookmarkEnd w:id="27"/>
-    <w:bookmarkStart w:id="31" w:name="X90575d67fe14a03ef1898ae2a832688b148a116"/>
+    <w:bookmarkStart w:id="34" w:name="X67012d8413f3110ab14b8e2014e44e49739ed72"/>
     <w:p>
       <w:pPr>
         <w:pStyle w:val="Heading2"/>
       </w:pPr>
       <w:r>
-        <w:t xml:space="preserve">🌟 Level Up</w:t>
-      </w:r>
-    </w:p>
-    <w:bookmarkStart w:id="28" w:name="X7ac29abf67c27e4f28e3ba90c5f047b9d2e7a21"/>
+        <w:t xml:space="preserve">🎚️ By Age</w:t>
+      </w:r>
+    </w:p>
+    <w:p>
+      <w:pPr>
+        <w:pStyle w:val="FirstParagraph"/>
+      </w:pPr>
+      <w:r>
+        <w:t xml:space="preserve">🎂 Pick the age. Every age can do the main steps — this is the</w:t>
+      </w:r>
+      <w:r>
+        <w:t xml:space="preserve"> </w:t>
+      </w:r>
+      <w:r>
+        <w:rPr>
+          <w:bCs/>
+          <w:b/>
+        </w:rPr>
+        <w:t xml:space="preserve">extra challenge</w:t>
+      </w:r>
+      <w:r>
+        <w:t xml:space="preserve">.</w:t>
+      </w:r>
+    </w:p>
+    <w:bookmarkStart w:id="28" w:name="Xd9a988c13166dcb49a5852075871601ad97e5df"/>
     <w:p>
       <w:pPr>
         <w:pStyle w:val="Heading3"/>
       </w:pPr>
       <w:r>
-        <w:t xml:space="preserve">🥉 Easy</w:t>
+        <w:t xml:space="preserve">6️⃣ Age 6</w:t>
       </w:r>
     </w:p>
     <w:p>
@@ -486,17 +469,17 @@
         <w:pStyle w:val="FirstParagraph"/>
       </w:pPr>
       <w:r>
-        <w:t xml:space="preserve">Just a name on each label. Give one tour.</w:t>
+        <w:t xml:space="preserve">5 toys. Just a name on each label. Give one tour 🎤</w:t>
       </w:r>
     </w:p>
     <w:bookmarkEnd w:id="28"/>
-    <w:bookmarkStart w:id="29" w:name="Xf43672ad423d0282496fbf467992b0f330b443a"/>
+    <w:bookmarkStart w:id="29" w:name="X1dad34a091d90dc09f1f3b2f85b389fb95004f6"/>
     <w:p>
       <w:pPr>
         <w:pStyle w:val="Heading3"/>
       </w:pPr>
       <w:r>
-        <w:t xml:space="preserve">🥈 Medium</w:t>
+        <w:t xml:space="preserve">7️⃣ Age 7</w:t>
       </w:r>
     </w:p>
     <w:p>
@@ -519,15 +502,211 @@
       <w:r>
         <w:t xml:space="preserve">: name, where it came from, one fun fact.</w:t>
       </w:r>
+      <w:r>
+        <w:br/>
+      </w:r>
+      <w:r>
+        <w:t xml:space="preserve">Make tickets 🎟️</w:t>
+      </w:r>
     </w:p>
     <w:bookmarkEnd w:id="29"/>
-    <w:bookmarkStart w:id="30" w:name="X62a67ac50e3cebf2d23861cbcb09541e5aea6e9"/>
+    <w:bookmarkStart w:id="30" w:name="X97592b81667438caff4f0ed360af5aa72e3327e"/>
     <w:p>
       <w:pPr>
         <w:pStyle w:val="Heading3"/>
       </w:pPr>
       <w:r>
-        <w:t xml:space="preserve">🥇 Hard</w:t>
+        <w:t xml:space="preserve">8️⃣ Age 8</w:t>
+      </w:r>
+    </w:p>
+    <w:p>
+      <w:pPr>
+        <w:pStyle w:val="FirstParagraph"/>
+      </w:pPr>
+      <w:r>
+        <w:rPr>
+          <w:bCs/>
+          <w:b/>
+        </w:rPr>
+        <w:t xml:space="preserve">Wings + map</w:t>
+      </w:r>
+      <w:r>
+        <w:t xml:space="preserve"> </w:t>
+      </w:r>
+      <w:r>
+        <w:t xml:space="preserve">🗺️</w:t>
+      </w:r>
+      <w:r>
+        <w:br/>
+      </w:r>
+      <w:r>
+        <w:t xml:space="preserve">Group toys into wings (Dino Wing 🦖, Car Wing 🚗). Draw a museum map.</w:t>
+      </w:r>
+    </w:p>
+    <w:bookmarkEnd w:id="30"/>
+    <w:bookmarkStart w:id="31" w:name="X708f460606dd1a76d0749f0618bc9d68251a2b7"/>
+    <w:p>
+      <w:pPr>
+        <w:pStyle w:val="Heading3"/>
+      </w:pPr>
+      <w:r>
+        <w:t xml:space="preserve">9️⃣ Age 9</w:t>
+      </w:r>
+    </w:p>
+    <w:p>
+      <w:pPr>
+        <w:pStyle w:val="FirstParagraph"/>
+      </w:pPr>
+      <w:r>
+        <w:rPr>
+          <w:bCs/>
+          <w:b/>
+        </w:rPr>
+        <w:t xml:space="preserve">Audio tour</w:t>
+      </w:r>
+      <w:r>
+        <w:t xml:space="preserve"> </w:t>
+      </w:r>
+      <w:r>
+        <w:t xml:space="preserve">🎧</w:t>
+      </w:r>
+      <w:r>
+        <w:br/>
+      </w:r>
+      <w:r>
+        <w:t xml:space="preserve">Record a 30-second talk for each exhibit (ask to use a phone).</w:t>
+      </w:r>
+      <w:r>
+        <w:br/>
+      </w:r>
+      <w:r>
+        <w:t xml:space="preserve">Visitors play it while they look!</w:t>
+      </w:r>
+    </w:p>
+    <w:bookmarkEnd w:id="31"/>
+    <w:bookmarkStart w:id="32" w:name="X8171c026b6d3b019e037d636deb1627bab2ad11"/>
+    <w:p>
+      <w:pPr>
+        <w:pStyle w:val="Heading3"/>
+      </w:pPr>
+      <w:r>
+        <w:t xml:space="preserve">🔟 Age 10</w:t>
+      </w:r>
+    </w:p>
+    <w:p>
+      <w:pPr>
+        <w:pStyle w:val="FirstParagraph"/>
+      </w:pPr>
+      <w:r>
+        <w:rPr>
+          <w:bCs/>
+          <w:b/>
+        </w:rPr>
+        <w:t xml:space="preserve">Curator mode</w:t>
+      </w:r>
+      <w:r>
+        <w:t xml:space="preserve"> </w:t>
+      </w:r>
+      <w:r>
+        <w:t xml:space="preserve">🧐</w:t>
+      </w:r>
+      <w:r>
+        <w:br/>
+      </w:r>
+      <w:r>
+        <w:t xml:space="preserve">Write labels like a real museum:</w:t>
+      </w:r>
+      <w:r>
+        <w:t xml:space="preserve"> </w:t>
+      </w:r>
+      <w:r>
+        <w:rPr>
+          <w:bCs/>
+          <w:b/>
+        </w:rPr>
+        <w:t xml:space="preserve">title, year, material, 2 sentences</w:t>
+      </w:r>
+      <w:r>
+        <w:t xml:space="preserve">.</w:t>
+      </w:r>
+      <w:r>
+        <w:br/>
+      </w:r>
+      <w:r>
+        <w:t xml:space="preserve">Run a gift shop with pretend money. Count the earnings 💰</w:t>
+      </w:r>
+    </w:p>
+    <w:bookmarkEnd w:id="32"/>
+    <w:bookmarkStart w:id="33" w:name="X02bfb3385b20ae9fc9ed6803eef42fea02d2b46"/>
+    <w:p>
+      <w:pPr>
+        <w:pStyle w:val="Heading3"/>
+      </w:pPr>
+      <w:r>
+        <w:t xml:space="preserve">🚀 Age 11+</w:t>
+      </w:r>
+    </w:p>
+    <w:p>
+      <w:pPr>
+        <w:pStyle w:val="FirstParagraph"/>
+      </w:pPr>
+      <w:r>
+        <w:rPr>
+          <w:bCs/>
+          <w:b/>
+        </w:rPr>
+        <w:t xml:space="preserve">Real exhibition</w:t>
+      </w:r>
+      <w:r>
+        <w:t xml:space="preserve"> </w:t>
+      </w:r>
+      <w:r>
+        <w:t xml:space="preserve">🏛️</w:t>
+      </w:r>
+      <w:r>
+        <w:br/>
+      </w:r>
+      <w:r>
+        <w:t xml:space="preserve">Pick a theme ("My LEGO through the years", "Things from Grandma").</w:t>
+      </w:r>
+      <w:r>
+        <w:br/>
+      </w:r>
+      <w:r>
+        <w:t xml:space="preserve">Interview family about the objects' history. Write a 100-word intro panel.</w:t>
+      </w:r>
+      <w:r>
+        <w:br/>
+      </w:r>
+      <w:r>
+        <w:t xml:space="preserve">Invite everyone to</w:t>
+      </w:r>
+      <w:r>
+        <w:t xml:space="preserve"> </w:t>
+      </w:r>
+      <w:r>
+        <w:rPr>
+          <w:bCs/>
+          <w:b/>
+        </w:rPr>
+        <w:t xml:space="preserve">opening night</w:t>
+      </w:r>
+      <w:r>
+        <w:t xml:space="preserve"> </w:t>
+      </w:r>
+      <w:r>
+        <w:t xml:space="preserve">🥂 (juice counts).</w:t>
+      </w:r>
+    </w:p>
+    <w:bookmarkEnd w:id="33"/>
+    <w:bookmarkEnd w:id="34"/>
+    <w:bookmarkStart w:id="35" w:name="X9cc3fda027b658f876f44d44ddc22905faccd4e"/>
+    <w:p>
+      <w:pPr>
+        <w:pStyle w:val="Heading2"/>
+      </w:pPr>
+      <w:r>
+        <w:t xml:space="preserve">🧠 Why It Works</w:t>
       </w:r>
     </w:p>
     <w:p>
@@ -539,20 +718,7 @@
         <w:pStyle w:val="Compact"/>
       </w:pPr>
       <w:r>
-        <w:t xml:space="preserve">🗺️ Make</w:t>
-      </w:r>
-      <w:r>
-        <w:t xml:space="preserve"> </w:t>
-      </w:r>
-      <w:r>
-        <w:rPr>
-          <w:bCs/>
-          <w:b/>
-        </w:rPr>
-        <w:t xml:space="preserve">wings</w:t>
-      </w:r>
-      <w:r>
-        <w:t xml:space="preserve">: Dino Wing, Car Wing, Plush Wing</w:t>
+        <w:t xml:space="preserve">🏛️ Real museums label everything so visitors learn fast.</w:t>
       </w:r>
     </w:p>
     <w:p>
@@ -564,7 +730,7 @@
         <w:pStyle w:val="Compact"/>
       </w:pPr>
       <w:r>
-        <w:t xml:space="preserve">🗺️ Draw a</w:t>
+        <w:t xml:space="preserve">✂️ Short labels are</w:t>
       </w:r>
       <w:r>
         <w:t xml:space="preserve"> </w:t>
@@ -574,7 +740,10 @@
           <w:bCs/>
           <w:b/>
         </w:rPr>
-        <w:t xml:space="preserve">museum map</w:t>
+        <w:t xml:space="preserve">hard</w:t>
+      </w:r>
+      <w:r>
+        <w:t xml:space="preserve">! Picking the best words = great writing.</w:t>
       </w:r>
     </w:p>
     <w:p>
@@ -586,34 +755,17 @@
         <w:pStyle w:val="Compact"/>
       </w:pPr>
       <w:r>
-        <w:t xml:space="preserve">🛍️ Open a</w:t>
-      </w:r>
-      <w:r>
-        <w:t xml:space="preserve"> </w:t>
-      </w:r>
-      <w:r>
-        <w:rPr>
-          <w:bCs/>
-          <w:b/>
-        </w:rPr>
-        <w:t xml:space="preserve">gift shop</w:t>
-      </w:r>
-      <w:r>
-        <w:t xml:space="preserve"> </w:t>
-      </w:r>
-      <w:r>
-        <w:t xml:space="preserve">with your drawings (pretend money!)</w:t>
-      </w:r>
-    </w:p>
-    <w:bookmarkEnd w:id="30"/>
-    <w:bookmarkEnd w:id="31"/>
-    <w:bookmarkStart w:id="32" w:name="X9cc3fda027b658f876f44d44ddc22905faccd4e"/>
+        <w:t xml:space="preserve">⭐ Picking ONE star means deciding what matters most.</w:t>
+      </w:r>
+    </w:p>
+    <w:bookmarkEnd w:id="35"/>
+    <w:bookmarkStart w:id="36" w:name="X6763fabfd04f5c4a4d62b566a897dedd22150e7"/>
     <w:p>
       <w:pPr>
         <w:pStyle w:val="Heading2"/>
       </w:pPr>
       <w:r>
-        <w:t xml:space="preserve">🧠 Why It Works</w:t>
+        <w:t xml:space="preserve">🛟 Grown-Up Notes</w:t>
       </w:r>
     </w:p>
     <w:p>
@@ -625,7 +777,7 @@
         <w:pStyle w:val="Compact"/>
       </w:pPr>
       <w:r>
-        <w:t xml:space="preserve">🏛️ Real museums label everything so visitors learn fast.</w:t>
+        <w:t xml:space="preserve">🧾 Real museum labels have: title, date, material, and 1–2 sentences. Show kids one if you can (a museum website works).</w:t>
       </w:r>
     </w:p>
     <w:p>
@@ -637,7 +789,7 @@
         <w:pStyle w:val="Compact"/>
       </w:pPr>
       <w:r>
-        <w:t xml:space="preserve">✂️ Short labels are</w:t>
+        <w:t xml:space="preserve">🟨 Put masking tape on toys,</w:t>
       </w:r>
       <w:r>
         <w:t xml:space="preserve"> </w:t>
@@ -647,10 +799,13 @@
           <w:bCs/>
           <w:b/>
         </w:rPr>
-        <w:t xml:space="preserve">hard</w:t>
-      </w:r>
-      <w:r>
-        <w:t xml:space="preserve">! Picking the best words = great writing.</w:t>
+        <w:t xml:space="preserve">not</w:t>
+      </w:r>
+      <w:r>
+        <w:t xml:space="preserve"> </w:t>
+      </w:r>
+      <w:r>
+        <w:t xml:space="preserve">label tape — label tape glue can leave residue on some plastics. Silver label can go on a card or the shelf in front of the toy.</w:t>
       </w:r>
     </w:p>
     <w:p>
@@ -662,17 +817,25 @@
         <w:pStyle w:val="Compact"/>
       </w:pPr>
       <w:r>
-        <w:t xml:space="preserve">⭐ Picking ONE star means deciding what matters most.</w:t>
-      </w:r>
-    </w:p>
-    <w:bookmarkEnd w:id="32"/>
-    <w:bookmarkStart w:id="33" w:name="X6763fabfd04f5c4a4d62b566a897dedd22150e7"/>
+        <w:t xml:space="preserve">✂️ Label tape is precious: keep silver labels to ~12 letters.</w:t>
+      </w:r>
+    </w:p>
+    <w:bookmarkEnd w:id="36"/>
+    <w:bookmarkStart w:id="37" w:name="X1e8c337912f0193a41fd873cd12ea5fd283b9ee"/>
     <w:p>
       <w:pPr>
         <w:pStyle w:val="Heading2"/>
       </w:pPr>
       <w:r>
-        <w:t xml:space="preserve">🛟 Grown-Up Notes</w:t>
+        <w:t xml:space="preserve">🧽 Cleanup</w:t>
+      </w:r>
+    </w:p>
+    <w:p>
+      <w:pPr>
+        <w:pStyle w:val="FirstParagraph"/>
+      </w:pPr>
+      <w:r>
+        <w:t xml:space="preserve">easy</w:t>
       </w:r>
     </w:p>
     <w:p>
@@ -684,7 +847,7 @@
         <w:pStyle w:val="Compact"/>
       </w:pPr>
       <w:r>
-        <w:t xml:space="preserve">🧾 Real museum labels have: title, date, material, and 1–2 sentences. Show kids one if you can (a museum website works).</w:t>
+        <w:t xml:space="preserve">☐ 🧸 Toys back home</w:t>
       </w:r>
     </w:p>
     <w:p>
@@ -696,23 +859,7 @@
         <w:pStyle w:val="Compact"/>
       </w:pPr>
       <w:r>
-        <w:t xml:space="preserve">🟨 Put masking tape on toys,</w:t>
-      </w:r>
-      <w:r>
-        <w:t xml:space="preserve"> </w:t>
-      </w:r>
-      <w:r>
-        <w:rPr>
-          <w:bCs/>
-          <w:b/>
-        </w:rPr>
-        <w:t xml:space="preserve">not</w:t>
-      </w:r>
-      <w:r>
-        <w:t xml:space="preserve"> </w:t>
-      </w:r>
-      <w:r>
-        <w:t xml:space="preserve">label tape — label tape glue can leave residue on some plastics. Silver label can go on a card or the shelf in front of the toy.</w:t>
+        <w:t xml:space="preserve">☐ 🟨 Peel masking-tape labels (save them in an envelope for next time!)</w:t>
       </w:r>
     </w:p>
     <w:p>
@@ -724,75 +871,11 @@
         <w:pStyle w:val="Compact"/>
       </w:pPr>
       <w:r>
-        <w:t xml:space="preserve">✂️ Label tape is precious: keep silver labels to ~12 letters.</w:t>
-      </w:r>
-    </w:p>
-    <w:bookmarkEnd w:id="33"/>
-    <w:bookmarkStart w:id="34" w:name="X1e8c337912f0193a41fd873cd12ea5fd283b9ee"/>
-    <w:p>
-      <w:pPr>
-        <w:pStyle w:val="Heading2"/>
-      </w:pPr>
-      <w:r>
-        <w:t xml:space="preserve">🧽 Cleanup</w:t>
-      </w:r>
-    </w:p>
-    <w:p>
-      <w:pPr>
-        <w:pStyle w:val="FirstParagraph"/>
-      </w:pPr>
-      <w:r>
-        <w:rPr>
-          <w:bCs/>
-          <w:b/>
-        </w:rPr>
-        <w:t xml:space="preserve">$</w:t>
-      </w:r>
-      <w:r>
-        <w:t xml:space="preserve"> </w:t>
-      </w:r>
-      <w:r>
-        <w:t xml:space="preserve">— easy</w:t>
-      </w:r>
-    </w:p>
-    <w:p>
-      <w:pPr>
-        <w:numPr>
-          <w:ilvl w:val="0"/>
-          <w:numId w:val="1006"/>
-        </w:numPr>
-        <w:pStyle w:val="Compact"/>
-      </w:pPr>
-      <w:r>
-        <w:t xml:space="preserve">☐ 🧸 Toys back home</w:t>
-      </w:r>
-    </w:p>
-    <w:p>
-      <w:pPr>
-        <w:numPr>
-          <w:ilvl w:val="0"/>
-          <w:numId w:val="1006"/>
-        </w:numPr>
-        <w:pStyle w:val="Compact"/>
-      </w:pPr>
-      <w:r>
-        <w:t xml:space="preserve">☐ 🟨 Peel masking-tape labels (save them in an envelope for next time!)</w:t>
-      </w:r>
-    </w:p>
-    <w:p>
-      <w:pPr>
-        <w:numPr>
-          <w:ilvl w:val="0"/>
-          <w:numId w:val="1006"/>
-        </w:numPr>
-        <w:pStyle w:val="Compact"/>
-      </w:pPr>
-      <w:r>
         <w:t xml:space="preserve">☐ ✨ Keep the silver label forever</w:t>
       </w:r>
     </w:p>
-    <w:bookmarkEnd w:id="34"/>
-    <w:bookmarkStart w:id="37" w:name="X50cf555741e6e45190901c440e88d3230da7c1a"/>
+    <w:bookmarkEnd w:id="37"/>
+    <w:bookmarkStart w:id="40" w:name="X50cf555741e6e45190901c440e88d3230da7c1a"/>
     <w:p>
       <w:pPr>
         <w:pStyle w:val="Heading2"/>
@@ -802,7 +885,7 @@
         <w:t xml:space="preserve">🖨️ Printable</w:t>
       </w:r>
     </w:p>
-    <w:bookmarkStart w:id="35" w:name="X8aea70564dedf0eb18f0a20035a568a58ecfdda"/>
+    <w:bookmarkStart w:id="38" w:name="X8aea70564dedf0eb18f0a20035a568a58ecfdda"/>
     <w:p>
       <w:pPr>
         <w:pStyle w:val="Heading3"/>
@@ -1043,8 +1126,8 @@
         </w:tc>
       </w:tr>
     </w:tbl>
-    <w:bookmarkEnd w:id="35"/>
-    <w:bookmarkStart w:id="36" w:name="Xfb208628d4432fb25495a0acc2dac4ccdef0a00"/>
+    <w:bookmarkEnd w:id="38"/>
+    <w:bookmarkStart w:id="39" w:name="Xfb208628d4432fb25495a0acc2dac4ccdef0a00"/>
     <w:p>
       <w:pPr>
         <w:pStyle w:val="Heading3"/>
@@ -1183,9 +1266,9 @@
         <w:t xml:space="preserve">______________________</w:t>
       </w:r>
     </w:p>
-    <w:bookmarkEnd w:id="36"/>
-    <w:bookmarkEnd w:id="37"/>
-    <w:bookmarkEnd w:id="38"/>
+    <w:bookmarkEnd w:id="39"/>
+    <w:bookmarkEnd w:id="40"/>
+    <w:bookmarkEnd w:id="41"/>
     <w:sectPr>
       <w:pgSz w:h="15840" w:w="12240"/>
       <w:pgMar w:bottom="864" w:left="864" w:right="864" w:top="864"/>
@@ -1387,9 +1470,6 @@
     <w:abstractNumId w:val="991"/>
   </w:num>
   <w:num w:numId="1005">
-    <w:abstractNumId w:val="991"/>
-  </w:num>
-  <w:num w:numId="1006">
     <w:abstractNumId w:val="991"/>
   </w:num>
 </w:numbering>
